--- a/PUBLISHED/biol-1/ALL_FILES/module-07-molecular-genetics-questions.docx
+++ b/PUBLISHED/biol-1/ALL_FILES/module-07-molecular-genetics-questions.docx
@@ -24,27 +24,17 @@
     </w:p>
     <w:p>
       <w:r>
-        <w:t>What does it mean that DNA strands are antiparallel? Why does this matter for replication?</w:t>
+        <w:t>What does it mean that DNA strands are antiparallel?</w:t>
       </w:r>
     </w:p>
     <w:p>
       <w:r>
-        <w:t>What is the difference between a gene, a chromosome, and a genome?</w:t>
+        <w:t>Why must DNA be replicated before a cell divides? What does "semi-conservative" mean?</w:t>
       </w:r>
     </w:p>
     <w:p>
       <w:r>
-        <w:t>Why must DNA be replicated before a cell divides?</w:t>
-      </w:r>
-    </w:p>
-    <w:p>
-      <w:r>
-        <w:t>What does "semi-conservative" mean in the context of DNA replication? How did Meselson and Stahl demonstrate this?</w:t>
-      </w:r>
-    </w:p>
-    <w:p>
-      <w:r>
-        <w:t>What is the role of helicase in DNA replication?</w:t>
+        <w:t>Describe the roles of helicase, DNA polymerase, primase, and ligase in DNA replication.</w:t>
       </w:r>
     </w:p>
     <w:p>
@@ -54,17 +44,7 @@
     </w:p>
     <w:p>
       <w:r>
-        <w:t>What are Okazaki fragments? On which strand are they found? What enzyme joins them?</w:t>
-      </w:r>
-    </w:p>
-    <w:p>
-      <w:r>
-        <w:t>Why is an RNA primer needed to start replication?</w:t>
-      </w:r>
-    </w:p>
-    <w:p>
-      <w:r>
-        <w:t>If one strand of DNA reads 5′-ATCGGATC-3′, what is the sequence of the complementary strand? (Include directionality.)</w:t>
+        <w:t>If one strand of DNA reads 5′-ATCGGATC-3′, write the complementary strand with correct directionality.</w:t>
       </w:r>
     </w:p>
     <w:p>
@@ -74,12 +54,7 @@
     </w:p>
     <w:p>
       <w:r>
-        <w:t>Which enzyme performs transcription? How does it know where to start?</w:t>
-      </w:r>
-    </w:p>
-    <w:p>
-      <w:r>
-        <w:t>What is the difference between the template strand and the coding strand of DNA?</w:t>
+        <w:t>Which enzyme performs transcription? What DNA sequences signal where it starts and stops?</w:t>
       </w:r>
     </w:p>
     <w:p>
@@ -94,82 +69,42 @@
     </w:p>
     <w:p>
       <w:r>
-        <w:t>What are the three types of RNA? Briefly describe the function of each (mRNA, tRNA, rRNA).</w:t>
+        <w:t>What are the three types of RNA (mRNA, tRNA, rRNA)? Briefly describe the function of each.</w:t>
       </w:r>
     </w:p>
     <w:p>
       <w:r>
-        <w:t>What post-transcriptional modifications occur in eukaryotes? What is the purpose of the 5′ cap, poly-A tail, and intron splicing?</w:t>
+        <w:t>What post-transcriptional modifications occur in eukaryotes? (5′ cap, poly-A tail, intron splicing)</w:t>
       </w:r>
     </w:p>
     <w:p>
       <w:r>
-        <w:t>What is the difference between introns and exons? How does alternative splicing increase protein diversity?</w:t>
+        <w:t>What is translation? Describe the roles of the three ribosome sites (A, P, E).</w:t>
       </w:r>
     </w:p>
     <w:p>
       <w:r>
-        <w:t>What is translation? Where does it occur?</w:t>
+        <w:t>What is a codon? What is the start codon? What are the three stop codons?</w:t>
       </w:r>
     </w:p>
     <w:p>
       <w:r>
-        <w:t>What is a codon? How many nucleotides make up a codon?</w:t>
+        <w:t>Starting with the DNA template strand 3′-TACAAAGCAATT-5′, write the mRNA and determine the amino acid sequence using a codon table.</w:t>
       </w:r>
     </w:p>
     <w:p>
       <w:r>
-        <w:t>How many possible codons are there? How many amino acids do they code for? What does this redundancy ("degeneracy") mean?</w:t>
+        <w:t>If a single base is inserted into the middle of a gene, what happens to the protein? Why is this called a "frameshift" mutation?</w:t>
       </w:r>
     </w:p>
     <w:p>
       <w:r>
-        <w:t>What is the start codon? What amino acid does it code for?</w:t>
+        <w:t>A mutation changes one codon from GAA to GAG. Does this change the amino acid? What type of mutation is this?</w:t>
       </w:r>
     </w:p>
     <w:p>
       <w:r>
-        <w:t>What are the three stop codons? Do they code for amino acids?</w:t>
-      </w:r>
-    </w:p>
-    <w:p>
-      <w:r>
-        <w:t>Describe the structure and function of tRNA. What is an anticodon?</w:t>
-      </w:r>
-    </w:p>
-    <w:p>
-      <w:r>
-        <w:t>Describe the three ribosome sites (A, P, E). What happens at each?</w:t>
-      </w:r>
-    </w:p>
-    <w:p>
-      <w:r>
-        <w:t>Walk through the steps of translation: initiation, elongation, and termination.</w:t>
-      </w:r>
-    </w:p>
-    <w:p>
-      <w:r>
-        <w:t>Starting with the DNA sequence 3′-TACAAAGCAATT-5′ (template strand):</w:t>
-      </w:r>
-    </w:p>
-    <w:p>
-      <w:r>
-        <w:t>Write the mRNA sequence  Using a codon table, determine the amino acid sequence     If a single base is inserted into the middle of a gene (an insertion mutation), what happens to the protein? Why is this called a "frameshift" mutation?</w:t>
-      </w:r>
-    </w:p>
-    <w:p>
-      <w:r>
-        <w:t>Compare and contrast DNA replication, transcription, and translation using a table with: location, enzyme/machine, template, product, and direction.</w:t>
-      </w:r>
-    </w:p>
-    <w:p>
-      <w:r>
-        <w:t>A mutation changes one codon from GAA to GAG. Using the codon table, determine whether this changes the amino acid. What type of mutation is this called?</w:t>
-      </w:r>
-    </w:p>
-    <w:p>
-      <w:r>
-        <w:t>Why is the genetic code considered "universal"? What does this suggest about the evolutionary history of life?</w:t>
+        <w:t>Compare DNA replication, transcription, and translation: location, enzyme, template, product, and direction.</w:t>
       </w:r>
     </w:p>
     <w:sectPr>

--- a/PUBLISHED/biol-1/ALL_FILES/module-07-molecular-genetics-questions.docx
+++ b/PUBLISHED/biol-1/ALL_FILES/module-07-molecular-genetics-questions.docx
@@ -9,102 +9,102 @@
     </w:p>
     <w:p>
       <w:r>
-        <w:t>What are the three components of a nucleotide?</w:t>
+        <w:t>What are the three parts of a nucleotide?</w:t>
       </w:r>
     </w:p>
     <w:p>
       <w:r>
-        <w:t>Name the four nitrogenous bases in DNA. Which are purines and which are pyrimidines?</w:t>
+        <w:t>What are the base pairing rules for DNA? (A pairs with , G pairs with )</w:t>
       </w:r>
     </w:p>
     <w:p>
       <w:r>
-        <w:t>State the base pairing rules for DNA. How many hydrogen bonds form between A-T? Between G-C?</w:t>
+        <w:t>What does "semi-conservative" mean in DNA replication?</w:t>
       </w:r>
     </w:p>
     <w:p>
       <w:r>
-        <w:t>What does it mean that DNA strands are antiparallel?</w:t>
+        <w:t>What does helicase do during DNA replication?</w:t>
       </w:r>
     </w:p>
     <w:p>
       <w:r>
-        <w:t>Why must DNA be replicated before a cell divides? What does "semi-conservative" mean?</w:t>
+        <w:t>What does DNA polymerase do during DNA replication?</w:t>
       </w:r>
     </w:p>
     <w:p>
       <w:r>
-        <w:t>Describe the roles of helicase, DNA polymerase, primase, and ligase in DNA replication.</w:t>
+        <w:t>What is the difference between the leading strand and the lagging strand?</w:t>
       </w:r>
     </w:p>
     <w:p>
       <w:r>
-        <w:t>Why can DNA polymerase only build in the 5′ → 3′ direction? How does this create the leading and lagging strands?</w:t>
+        <w:t>If a DNA strand reads 5′-ATCG-3′, what is the complementary strand?</w:t>
       </w:r>
     </w:p>
     <w:p>
       <w:r>
-        <w:t>If one strand of DNA reads 5′-ATCGGATC-3′, write the complementary strand with correct directionality.</w:t>
+        <w:t>What is transcription? Where does it happen?</w:t>
       </w:r>
     </w:p>
     <w:p>
       <w:r>
-        <w:t>What is transcription? Where does it occur in eukaryotic cells?</w:t>
+        <w:t>How is RNA different from DNA? (Name two differences.)</w:t>
       </w:r>
     </w:p>
     <w:p>
       <w:r>
-        <w:t>Which enzyme performs transcription? What DNA sequences signal where it starts and stops?</w:t>
+        <w:t>Given the DNA template strand 3′-TACGGC-5′, write the mRNA.</w:t>
       </w:r>
     </w:p>
     <w:p>
       <w:r>
-        <w:t>How does RNA differ from DNA? (List at least three differences.)</w:t>
+        <w:t>What are the three types of RNA and what does each do?</w:t>
       </w:r>
     </w:p>
     <w:p>
       <w:r>
-        <w:t>Given the DNA template strand 3′-TACGGCAT-5′, write the resulting mRNA sequence.</w:t>
+        <w:t>What is a codon? How many bases does it have?</w:t>
       </w:r>
     </w:p>
     <w:p>
       <w:r>
-        <w:t>What are the three types of RNA (mRNA, tRNA, rRNA)? Briefly describe the function of each.</w:t>
+        <w:t>What is the start codon? What amino acid does it code for?</w:t>
       </w:r>
     </w:p>
     <w:p>
       <w:r>
-        <w:t>What post-transcriptional modifications occur in eukaryotes? (5′ cap, poly-A tail, intron splicing)</w:t>
+        <w:t>Name the three stop codons.</w:t>
       </w:r>
     </w:p>
     <w:p>
       <w:r>
-        <w:t>What is translation? Describe the roles of the three ribosome sites (A, P, E).</w:t>
+        <w:t>What is the job of tRNA during translation?</w:t>
       </w:r>
     </w:p>
     <w:p>
       <w:r>
-        <w:t>What is a codon? What is the start codon? What are the three stop codons?</w:t>
+        <w:t>What happens at the A site, P site, and E site of the ribosome?</w:t>
       </w:r>
     </w:p>
     <w:p>
       <w:r>
-        <w:t>Starting with the DNA template strand 3′-TACAAAGCAATT-5′, write the mRNA and determine the amino acid sequence using a codon table.</w:t>
+        <w:t>Using a codon table, translate this mRNA: AUG-GCA-UAA. What is the amino acid sequence?</w:t>
       </w:r>
     </w:p>
     <w:p>
       <w:r>
-        <w:t>If a single base is inserted into the middle of a gene, what happens to the protein? Why is this called a "frameshift" mutation?</w:t>
+        <w:t>What is a point mutation? What is a frameshift mutation?</w:t>
       </w:r>
     </w:p>
     <w:p>
       <w:r>
-        <w:t>A mutation changes one codon from GAA to GAG. Does this change the amino acid? What type of mutation is this?</w:t>
+        <w:t>Why are frameshift mutations usually more harmful than point mutations?</w:t>
       </w:r>
     </w:p>
     <w:p>
       <w:r>
-        <w:t>Compare DNA replication, transcription, and translation: location, enzyme, template, product, and direction.</w:t>
+        <w:t>Summarize the Central Dogma: DNA → →</w:t>
       </w:r>
     </w:p>
     <w:sectPr>

--- a/PUBLISHED/biol-1/ALL_FILES/module-07-molecular-genetics-questions.docx
+++ b/PUBLISHED/biol-1/ALL_FILES/module-07-molecular-genetics-questions.docx
@@ -3,108 +3,188 @@
 <w:document xmlns:wpc="http://schemas.microsoft.com/office/word/2010/wordprocessingCanvas" xmlns:mo="http://schemas.microsoft.com/office/mac/office/2008/main" xmlns:mc="http://schemas.openxmlformats.org/markup-compatibility/2006" xmlns:mv="urn:schemas-microsoft-com:mac:vml" xmlns:o="urn:schemas-microsoft-com:office:office" xmlns:r="http://schemas.openxmlformats.org/officeDocument/2006/relationships" xmlns:m="http://schemas.openxmlformats.org/officeDocument/2006/math" xmlns:v="urn:schemas-microsoft-com:vml" xmlns:wp14="http://schemas.microsoft.com/office/word/2010/wordprocessingDrawing" xmlns:wp="http://schemas.openxmlformats.org/drawingml/2006/wordprocessingDrawing" xmlns:w10="urn:schemas-microsoft-com:office:word" xmlns:w="http://schemas.openxmlformats.org/wordprocessingml/2006/main" xmlns:w14="http://schemas.microsoft.com/office/word/2010/wordml" xmlns:wpg="http://schemas.microsoft.com/office/word/2010/wordprocessingGroup" xmlns:wpi="http://schemas.microsoft.com/office/word/2010/wordprocessingInk" xmlns:wne="http://schemas.microsoft.com/office/word/2006/wordml" xmlns:wps="http://schemas.microsoft.com/office/word/2010/wordprocessingShape" mc:Ignorable="w14 wp14">
   <w:body>
     <w:p>
+      <w:pPr>
+        <w:pStyle w:val="Heading1"/>
+      </w:pPr>
       <w:r>
         <w:t>Module 7: Molecular Genetics — Study Questions</w:t>
       </w:r>
     </w:p>
     <w:p>
       <w:r>
+        <w:br/>
+      </w:r>
+      <w:r>
         <w:t>What are the three parts of a nucleotide?</w:t>
       </w:r>
     </w:p>
     <w:p>
       <w:r>
-        <w:t>What are the base pairing rules for DNA? (A pairs with , G pairs with )</w:t>
+        <w:br/>
+      </w:r>
+      <w:r>
+        <w:t xml:space="preserve">What are the base pairing rules for DNA? (A pairs with </w:t>
+      </w:r>
+      <w:r>
+        <w:rPr>
+          <w:b/>
+          <w:i/>
+        </w:rPr>
+        <w:t>, G pairs with</w:t>
+      </w:r>
+      <w:r>
+        <w:t>)</w:t>
       </w:r>
     </w:p>
     <w:p>
+      <w:r>
+        <w:br/>
+      </w:r>
       <w:r>
         <w:t>What does "semi-conservative" mean in DNA replication?</w:t>
       </w:r>
     </w:p>
     <w:p>
       <w:r>
+        <w:br/>
+      </w:r>
+      <w:r>
         <w:t>What does helicase do during DNA replication?</w:t>
       </w:r>
     </w:p>
     <w:p>
+      <w:r>
+        <w:br/>
+      </w:r>
       <w:r>
         <w:t>What does DNA polymerase do during DNA replication?</w:t>
       </w:r>
     </w:p>
     <w:p>
       <w:r>
+        <w:br/>
+      </w:r>
+      <w:r>
         <w:t>What is the difference between the leading strand and the lagging strand?</w:t>
       </w:r>
     </w:p>
     <w:p>
+      <w:r>
+        <w:br/>
+      </w:r>
       <w:r>
         <w:t>If a DNA strand reads 5′-ATCG-3′, what is the complementary strand?</w:t>
       </w:r>
     </w:p>
     <w:p>
       <w:r>
+        <w:br/>
+      </w:r>
+      <w:r>
         <w:t>What is transcription? Where does it happen?</w:t>
       </w:r>
     </w:p>
     <w:p>
+      <w:r>
+        <w:br/>
+      </w:r>
       <w:r>
         <w:t>How is RNA different from DNA? (Name two differences.)</w:t>
       </w:r>
     </w:p>
     <w:p>
       <w:r>
+        <w:br/>
+      </w:r>
+      <w:r>
         <w:t>Given the DNA template strand 3′-TACGGC-5′, write the mRNA.</w:t>
       </w:r>
     </w:p>
     <w:p>
+      <w:r>
+        <w:br/>
+      </w:r>
       <w:r>
         <w:t>What are the three types of RNA and what does each do?</w:t>
       </w:r>
     </w:p>
     <w:p>
       <w:r>
+        <w:br/>
+      </w:r>
+      <w:r>
         <w:t>What is a codon? How many bases does it have?</w:t>
       </w:r>
     </w:p>
     <w:p>
+      <w:r>
+        <w:br/>
+      </w:r>
       <w:r>
         <w:t>What is the start codon? What amino acid does it code for?</w:t>
       </w:r>
     </w:p>
     <w:p>
       <w:r>
+        <w:br/>
+      </w:r>
+      <w:r>
         <w:t>Name the three stop codons.</w:t>
       </w:r>
     </w:p>
     <w:p>
+      <w:r>
+        <w:br/>
+      </w:r>
       <w:r>
         <w:t>What is the job of tRNA during translation?</w:t>
       </w:r>
     </w:p>
     <w:p>
       <w:r>
+        <w:br/>
+      </w:r>
+      <w:r>
         <w:t>What happens at the A site, P site, and E site of the ribosome?</w:t>
       </w:r>
     </w:p>
     <w:p>
+      <w:r>
+        <w:br/>
+      </w:r>
       <w:r>
         <w:t>Using a codon table, translate this mRNA: AUG-GCA-UAA. What is the amino acid sequence?</w:t>
       </w:r>
     </w:p>
     <w:p>
       <w:r>
+        <w:br/>
+      </w:r>
+      <w:r>
         <w:t>What is a point mutation? What is a frameshift mutation?</w:t>
       </w:r>
     </w:p>
     <w:p>
+      <w:r>
+        <w:br/>
+      </w:r>
       <w:r>
         <w:t>Why are frameshift mutations usually more harmful than point mutations?</w:t>
       </w:r>
     </w:p>
     <w:p>
       <w:r>
-        <w:t>Summarize the Central Dogma: DNA → →</w:t>
+        <w:br/>
+      </w:r>
+      <w:r>
+        <w:t xml:space="preserve">Summarize the Central Dogma: DNA → </w:t>
+      </w:r>
+      <w:r>
+        <w:rPr>
+          <w:b/>
+          <w:i/>
+        </w:rPr>
+        <w:t>→</w:t>
       </w:r>
     </w:p>
     <w:sectPr>

--- a/PUBLISHED/biol-1/ALL_FILES/module-07-molecular-genetics-questions.docx
+++ b/PUBLISHED/biol-1/ALL_FILES/module-07-molecular-genetics-questions.docx
@@ -7,184 +7,147 @@
         <w:pStyle w:val="Heading1"/>
       </w:pPr>
       <w:r>
-        <w:t>Module 7: Molecular Genetics — Study Questions</w:t>
+        <w:t>Module 7: Molecular Genetics - Learning Questions</w:t>
       </w:r>
     </w:p>
     <w:p>
       <w:r>
+        <w:t xml:space="preserve">1. </w:t>
+      </w:r>
+      <w:r>
         <w:br/>
       </w:r>
       <w:r>
-        <w:t>What are the three parts of a nucleotide?</w:t>
+        <w:t>How does DNA structure store information?</w:t>
+      </w:r>
+      <w:r>
+        <w:br/>
       </w:r>
     </w:p>
     <w:p>
       <w:r>
+        <w:t xml:space="preserve">2. </w:t>
+      </w:r>
+      <w:r>
         <w:br/>
       </w:r>
       <w:r>
-        <w:t xml:space="preserve">What are the base pairing rules for DNA? (A pairs with </w:t>
+        <w:t>Why does complementary base pairing matter?</w:t>
       </w:r>
       <w:r>
-        <w:rPr>
-          <w:b/>
-          <w:i/>
-        </w:rPr>
-        <w:t>, G pairs with</w:t>
-      </w:r>
-      <w:r>
-        <w:t>)</w:t>
+        <w:br/>
       </w:r>
     </w:p>
     <w:p>
       <w:r>
+        <w:t xml:space="preserve">3. </w:t>
+      </w:r>
+      <w:r>
         <w:br/>
       </w:r>
       <w:r>
-        <w:t>What does "semi-conservative" mean in DNA replication?</w:t>
+        <w:t>What does semiconservative replication mean?</w:t>
+      </w:r>
+      <w:r>
+        <w:br/>
       </w:r>
     </w:p>
     <w:p>
       <w:r>
+        <w:t xml:space="preserve">4. </w:t>
+      </w:r>
+      <w:r>
         <w:br/>
       </w:r>
       <w:r>
-        <w:t>What does helicase do during DNA replication?</w:t>
+        <w:t>How is transcription different from translation?</w:t>
+      </w:r>
+      <w:r>
+        <w:br/>
       </w:r>
     </w:p>
     <w:p>
       <w:r>
+        <w:t xml:space="preserve">5. </w:t>
+      </w:r>
+      <w:r>
         <w:br/>
       </w:r>
       <w:r>
-        <w:t>What does DNA polymerase do during DNA replication?</w:t>
+        <w:t>What does a codon specify?</w:t>
+      </w:r>
+      <w:r>
+        <w:br/>
       </w:r>
     </w:p>
     <w:p>
       <w:r>
+        <w:t xml:space="preserve">6. </w:t>
+      </w:r>
+      <w:r>
         <w:br/>
       </w:r>
       <w:r>
-        <w:t>What is the difference between the leading strand and the lagging strand?</w:t>
+        <w:t>How do ribosomes participate in protein synthesis?</w:t>
+      </w:r>
+      <w:r>
+        <w:br/>
       </w:r>
     </w:p>
     <w:p>
       <w:r>
+        <w:t xml:space="preserve">7. </w:t>
+      </w:r>
+      <w:r>
         <w:br/>
       </w:r>
       <w:r>
-        <w:t>If a DNA strand reads 5′-ATCG-3′, what is the complementary strand?</w:t>
+        <w:t>How can a mutation change a protein?</w:t>
+      </w:r>
+      <w:r>
+        <w:br/>
       </w:r>
     </w:p>
     <w:p>
       <w:r>
+        <w:t xml:space="preserve">8. </w:t>
+      </w:r>
+      <w:r>
         <w:br/>
       </w:r>
       <w:r>
-        <w:t>What is transcription? Where does it happen?</w:t>
+        <w:t>Why do some mutations have no visible effect?</w:t>
+      </w:r>
+      <w:r>
+        <w:br/>
       </w:r>
     </w:p>
     <w:p>
       <w:r>
+        <w:t xml:space="preserve">9. </w:t>
+      </w:r>
+      <w:r>
         <w:br/>
       </w:r>
       <w:r>
-        <w:t>How is RNA different from DNA? (Name two differences.)</w:t>
+        <w:t>How does gene expression connect genotype to phenotype?</w:t>
+      </w:r>
+      <w:r>
+        <w:br/>
       </w:r>
     </w:p>
     <w:p>
       <w:r>
-        <w:br/>
+        <w:t xml:space="preserve">10. </w:t>
       </w:r>
-      <w:r>
-        <w:t>Given the DNA template strand 3′-TACGGC-5′, write the mRNA.</w:t>
-      </w:r>
-    </w:p>
-    <w:p>
       <w:r>
         <w:br/>
       </w:r>
       <w:r>
-        <w:t>What are the three types of RNA and what does each do?</w:t>
+        <w:t>What evidence would show that a gene is being expressed?</w:t>
       </w:r>
-    </w:p>
-    <w:p>
       <w:r>
         <w:br/>
-      </w:r>
-      <w:r>
-        <w:t>What is a codon? How many bases does it have?</w:t>
-      </w:r>
-    </w:p>
-    <w:p>
-      <w:r>
-        <w:br/>
-      </w:r>
-      <w:r>
-        <w:t>What is the start codon? What amino acid does it code for?</w:t>
-      </w:r>
-    </w:p>
-    <w:p>
-      <w:r>
-        <w:br/>
-      </w:r>
-      <w:r>
-        <w:t>Name the three stop codons.</w:t>
-      </w:r>
-    </w:p>
-    <w:p>
-      <w:r>
-        <w:br/>
-      </w:r>
-      <w:r>
-        <w:t>What is the job of tRNA during translation?</w:t>
-      </w:r>
-    </w:p>
-    <w:p>
-      <w:r>
-        <w:br/>
-      </w:r>
-      <w:r>
-        <w:t>What happens at the A site, P site, and E site of the ribosome?</w:t>
-      </w:r>
-    </w:p>
-    <w:p>
-      <w:r>
-        <w:br/>
-      </w:r>
-      <w:r>
-        <w:t>Using a codon table, translate this mRNA: AUG-GCA-UAA. What is the amino acid sequence?</w:t>
-      </w:r>
-    </w:p>
-    <w:p>
-      <w:r>
-        <w:br/>
-      </w:r>
-      <w:r>
-        <w:t>What is a point mutation? What is a frameshift mutation?</w:t>
-      </w:r>
-    </w:p>
-    <w:p>
-      <w:r>
-        <w:br/>
-      </w:r>
-      <w:r>
-        <w:t>Why are frameshift mutations usually more harmful than point mutations?</w:t>
-      </w:r>
-    </w:p>
-    <w:p>
-      <w:r>
-        <w:br/>
-      </w:r>
-      <w:r>
-        <w:t xml:space="preserve">Summarize the Central Dogma: DNA → </w:t>
-      </w:r>
-      <w:r>
-        <w:rPr>
-          <w:b/>
-          <w:i/>
-        </w:rPr>
-        <w:t>→</w:t>
       </w:r>
     </w:p>
     <w:sectPr>
